--- a/SQL/Daily-SQL-Log-Notes.docx
+++ b/SQL/Daily-SQL-Log-Notes.docx
@@ -49,12 +49,49 @@
     </w:p>
     <w:p>
       <w:r>
-        <w:t>select datname from pg_database; this also gives you the same result!</w:t>
-      </w:r>
-    </w:p>
-    <w:p>
-      <w:r>
-        <w:t xml:space="preserve">datname in PostgreSQL is a column in the system catalog table pg_database that stores the name of a specific database. It represents the string identifier (name) used to connect to that database and is often used in SQL queries to list, filter, or manage databases within a server instance. </w:t>
+        <w:t xml:space="preserve">select </w:t>
+      </w:r>
+      <w:proofErr w:type="spellStart"/>
+      <w:r>
+        <w:t>datname</w:t>
+      </w:r>
+      <w:proofErr w:type="spellEnd"/>
+      <w:r>
+        <w:t xml:space="preserve"> from </w:t>
+      </w:r>
+      <w:proofErr w:type="spellStart"/>
+      <w:r>
+        <w:t>pg_database</w:t>
+      </w:r>
+      <w:proofErr w:type="spellEnd"/>
+      <w:r>
+        <w:t>; this also gives you the same result!</w:t>
+      </w:r>
+    </w:p>
+    <w:p>
+      <w:proofErr w:type="spellStart"/>
+      <w:r>
+        <w:t>datname</w:t>
+      </w:r>
+      <w:proofErr w:type="spellEnd"/>
+      <w:r>
+        <w:t xml:space="preserve"> in PostgreSQL is a column in the system </w:t>
+      </w:r>
+      <w:proofErr w:type="spellStart"/>
+      <w:r>
+        <w:t>catalog</w:t>
+      </w:r>
+      <w:proofErr w:type="spellEnd"/>
+      <w:r>
+        <w:t xml:space="preserve"> table </w:t>
+      </w:r>
+      <w:proofErr w:type="spellStart"/>
+      <w:r>
+        <w:t>pg_database</w:t>
+      </w:r>
+      <w:proofErr w:type="spellEnd"/>
+      <w:r>
+        <w:t xml:space="preserve"> that stores the name of a specific database. It represents the string identifier (name) used to connect to that database and is often used in SQL queries to list, filter, or manage databases within a server instance. </w:t>
       </w:r>
     </w:p>
     <w:p/>
@@ -75,12 +112,36 @@
     </w:p>
     <w:p>
       <w:r>
-        <w:t>-&gt;&gt; \c &lt;db_name&gt;;</w:t>
-      </w:r>
-    </w:p>
-    <w:p>
-      <w:r>
-        <w:t>or simply select the db in pg_admin windows application and do the processing. It also works.</w:t>
+        <w:t>-&gt;&gt; \c &lt;</w:t>
+      </w:r>
+      <w:proofErr w:type="spellStart"/>
+      <w:r>
+        <w:t>db_name</w:t>
+      </w:r>
+      <w:proofErr w:type="spellEnd"/>
+      <w:r>
+        <w:t>&gt;;</w:t>
+      </w:r>
+    </w:p>
+    <w:p>
+      <w:r>
+        <w:t xml:space="preserve">or simply select the </w:t>
+      </w:r>
+      <w:proofErr w:type="spellStart"/>
+      <w:r>
+        <w:t>db</w:t>
+      </w:r>
+      <w:proofErr w:type="spellEnd"/>
+      <w:r>
+        <w:t xml:space="preserve"> in </w:t>
+      </w:r>
+      <w:proofErr w:type="spellStart"/>
+      <w:r>
+        <w:t>pg_admin</w:t>
+      </w:r>
+      <w:proofErr w:type="spellEnd"/>
+      <w:r>
+        <w:t xml:space="preserve"> windows application and do the processing. It also works.</w:t>
       </w:r>
     </w:p>
     <w:p/>
@@ -121,7 +182,15 @@
     </w:p>
     <w:p>
       <w:r>
-        <w:t>or if you want to see that in pdAdmin, then click on schemas and you will find it there.</w:t>
+        <w:t xml:space="preserve">or if you want to see that in </w:t>
+      </w:r>
+      <w:proofErr w:type="spellStart"/>
+      <w:r>
+        <w:t>pdAdmin</w:t>
+      </w:r>
+      <w:proofErr w:type="spellEnd"/>
+      <w:r>
+        <w:t>, then click on schemas and you will find it there.</w:t>
       </w:r>
     </w:p>
     <w:p/>
@@ -142,12 +211,36 @@
     </w:p>
     <w:p>
       <w:r>
-        <w:t>-&gt;&gt; drop database &lt;db_name&gt;</w:t>
-      </w:r>
-    </w:p>
-    <w:p>
-      <w:r>
-        <w:t>or simply select the db in pg_admin and right click to get options and delete them.</w:t>
+        <w:t>-&gt;&gt; drop database &lt;</w:t>
+      </w:r>
+      <w:proofErr w:type="spellStart"/>
+      <w:r>
+        <w:t>db_name</w:t>
+      </w:r>
+      <w:proofErr w:type="spellEnd"/>
+      <w:r>
+        <w:t>&gt;</w:t>
+      </w:r>
+    </w:p>
+    <w:p>
+      <w:r>
+        <w:t xml:space="preserve">or simply select the </w:t>
+      </w:r>
+      <w:proofErr w:type="spellStart"/>
+      <w:r>
+        <w:t>db</w:t>
+      </w:r>
+      <w:proofErr w:type="spellEnd"/>
+      <w:r>
+        <w:t xml:space="preserve"> in </w:t>
+      </w:r>
+      <w:proofErr w:type="spellStart"/>
+      <w:r>
+        <w:t>pg_admin</w:t>
+      </w:r>
+      <w:proofErr w:type="spellEnd"/>
+      <w:r>
+        <w:t xml:space="preserve"> and right click to get options and delete them.</w:t>
       </w:r>
     </w:p>
     <w:p/>
@@ -188,13 +281,37 @@
     </w:p>
     <w:p>
       <w:r>
-        <w:t>CREATE TABLE &lt;table_name&gt; (</w:t>
+        <w:t>CREATE TABLE &lt;</w:t>
+      </w:r>
+      <w:proofErr w:type="spellStart"/>
+      <w:r>
+        <w:t>table_name</w:t>
+      </w:r>
+      <w:proofErr w:type="spellEnd"/>
+      <w:r>
+        <w:t>&gt; (</w:t>
       </w:r>
     </w:p>
     <w:p>
       <w:r>
         <w:tab/>
-        <w:t>&lt;column_name&gt; &lt;column_data_type&gt;,</w:t>
+        <w:t>&lt;</w:t>
+      </w:r>
+      <w:proofErr w:type="spellStart"/>
+      <w:r>
+        <w:t>column_name</w:t>
+      </w:r>
+      <w:proofErr w:type="spellEnd"/>
+      <w:r>
+        <w:t>&gt; &lt;</w:t>
+      </w:r>
+      <w:proofErr w:type="spellStart"/>
+      <w:r>
+        <w:t>column_data_type</w:t>
+      </w:r>
+      <w:proofErr w:type="spellEnd"/>
+      <w:r>
+        <w:t>&gt;,</w:t>
       </w:r>
     </w:p>
     <w:p>
@@ -232,7 +349,15 @@
     <w:p/>
     <w:p>
       <w:r>
-        <w:t>-&gt;&gt;\d &lt;table_name&gt;;</w:t>
+        <w:t>-&gt;&gt;\d &lt;</w:t>
+      </w:r>
+      <w:proofErr w:type="spellStart"/>
+      <w:r>
+        <w:t>table_name</w:t>
+      </w:r>
+      <w:proofErr w:type="spellEnd"/>
+      <w:r>
+        <w:t>&gt;;</w:t>
       </w:r>
     </w:p>
     <w:p>
@@ -265,7 +390,15 @@
     </w:p>
     <w:p>
       <w:r>
-        <w:t>INSERT INTO &lt;table_name&gt;(&lt;ColName1&gt;,&lt;ColName2&gt;,…)</w:t>
+        <w:t>INSERT INTO &lt;</w:t>
+      </w:r>
+      <w:proofErr w:type="spellStart"/>
+      <w:r>
+        <w:t>table_name</w:t>
+      </w:r>
+      <w:proofErr w:type="spellEnd"/>
+      <w:r>
+        <w:t>&gt;(&lt;ColName1&gt;,&lt;ColName2&gt;,…)</w:t>
       </w:r>
     </w:p>
     <w:p>
@@ -280,7 +413,15 @@
     </w:p>
     <w:p>
       <w:r>
-        <w:t>INSERT INTO &lt;table_name&gt; VALUES (val1,val2…);</w:t>
+        <w:t>INSERT INTO &lt;</w:t>
+      </w:r>
+      <w:proofErr w:type="spellStart"/>
+      <w:r>
+        <w:t>table_name</w:t>
+      </w:r>
+      <w:proofErr w:type="spellEnd"/>
+      <w:r>
+        <w:t>&gt; VALUES (val1,val2…);</w:t>
       </w:r>
     </w:p>
     <w:p>
@@ -297,7 +438,23 @@
     <w:p/>
     <w:p>
       <w:r>
-        <w:t>insert into instadb(id, account_age,regular_user,private_acc)</w:t>
+        <w:t xml:space="preserve">insert into </w:t>
+      </w:r>
+      <w:proofErr w:type="spellStart"/>
+      <w:r>
+        <w:t>instadb</w:t>
+      </w:r>
+      <w:proofErr w:type="spellEnd"/>
+      <w:r>
+        <w:t xml:space="preserve">(id, </w:t>
+      </w:r>
+      <w:proofErr w:type="spellStart"/>
+      <w:r>
+        <w:t>account_age,regular_user,private_acc</w:t>
+      </w:r>
+      <w:proofErr w:type="spellEnd"/>
+      <w:r>
+        <w:t>)</w:t>
       </w:r>
     </w:p>
     <w:p>
@@ -343,7 +500,15 @@
     </w:p>
     <w:p>
       <w:r>
-        <w:t>Select * from &lt;Table_name&gt;;</w:t>
+        <w:t>Select * from &lt;</w:t>
+      </w:r>
+      <w:proofErr w:type="spellStart"/>
+      <w:r>
+        <w:t>Table_name</w:t>
+      </w:r>
+      <w:proofErr w:type="spellEnd"/>
+      <w:r>
+        <w:t>&gt;;</w:t>
       </w:r>
     </w:p>
     <w:p>
@@ -353,7 +518,15 @@
     </w:p>
     <w:p>
       <w:r>
-        <w:t>Select col1,col2.. from &lt;table_name&gt; is also acceptable.</w:t>
+        <w:t>Select col1,col2.. from &lt;</w:t>
+      </w:r>
+      <w:proofErr w:type="spellStart"/>
+      <w:r>
+        <w:t>table_name</w:t>
+      </w:r>
+      <w:proofErr w:type="spellEnd"/>
+      <w:r>
+        <w:t>&gt; is also acceptable.</w:t>
       </w:r>
     </w:p>
     <w:p>
@@ -381,13 +554,26 @@
     </w:p>
     <w:p>
       <w:r>
-        <w:t>update instadb</w:t>
-      </w:r>
+        <w:t xml:space="preserve">update </w:t>
+      </w:r>
+      <w:proofErr w:type="spellStart"/>
+      <w:r>
+        <w:t>instadb</w:t>
+      </w:r>
+      <w:proofErr w:type="spellEnd"/>
     </w:p>
     <w:p>
       <w:r>
         <w:tab/>
-        <w:t>set account_age=5</w:t>
+        <w:t xml:space="preserve">set </w:t>
+      </w:r>
+      <w:proofErr w:type="spellStart"/>
+      <w:r>
+        <w:t>account_age</w:t>
+      </w:r>
+      <w:proofErr w:type="spellEnd"/>
+      <w:r>
+        <w:t>=5</w:t>
       </w:r>
     </w:p>
     <w:p>
@@ -414,33 +600,63 @@
     </w:p>
     <w:p>
       <w:r>
-        <w:t>Delete from &lt;table_name&gt;</w:t>
-      </w:r>
-    </w:p>
-    <w:p>
-      <w:r>
-        <w:t>Where &lt;colName&gt;=value;</w:t>
-      </w:r>
-    </w:p>
-    <w:p>
-      <w:r>
-        <w:t>Typically the colname In the where clause would be an identifier</w:t>
+        <w:t>Delete from &lt;</w:t>
+      </w:r>
+      <w:proofErr w:type="spellStart"/>
+      <w:r>
+        <w:t>table_name</w:t>
+      </w:r>
+      <w:proofErr w:type="spellEnd"/>
+      <w:r>
+        <w:t>&gt;</w:t>
+      </w:r>
+    </w:p>
+    <w:p>
+      <w:r>
+        <w:t>Where &lt;</w:t>
+      </w:r>
+      <w:proofErr w:type="spellStart"/>
+      <w:r>
+        <w:t>colName</w:t>
+      </w:r>
+      <w:proofErr w:type="spellEnd"/>
+      <w:r>
+        <w:t>&gt;=value;</w:t>
+      </w:r>
+    </w:p>
+    <w:p>
+      <w:r>
+        <w:t xml:space="preserve">Typically the </w:t>
+      </w:r>
+      <w:proofErr w:type="spellStart"/>
+      <w:r>
+        <w:t>colname</w:t>
+      </w:r>
+      <w:proofErr w:type="spellEnd"/>
+      <w:r>
+        <w:t xml:space="preserve"> In the where clause would be an identifier</w:t>
       </w:r>
     </w:p>
     <w:p/>
     <w:p>
-      <w:pPr>
+      <w:proofErr w:type="spellStart"/>
+      <w:r>
         <w:rPr>
           <w:sz w:val="36"/>
           <w:szCs w:val="36"/>
         </w:rPr>
-      </w:pPr>
+        <w:t>DataTypes</w:t>
+      </w:r>
+      <w:proofErr w:type="spellEnd"/>
       <w:r>
         <w:rPr>
           <w:sz w:val="36"/>
           <w:szCs w:val="36"/>
         </w:rPr>
-        <w:t>DataTypes</w:t>
+        <w:t xml:space="preserve"> – </w:t>
+      </w:r>
+      <w:r>
+        <w:t>an attribute that specifies the type of data in a column of our database</w:t>
       </w:r>
     </w:p>
     <w:p>
@@ -468,6 +684,293 @@
         <w:t>#Boolean-&gt; Boolean-&gt; values can be 0,1,True,False</w:t>
       </w:r>
     </w:p>
+    <w:p/>
+    <w:p/>
+    <w:p/>
+    <w:p>
+      <w:hyperlink r:id="rId4" w:history="1">
+        <w:r>
+          <w:rPr>
+            <w:rStyle w:val="Hyperlink"/>
+          </w:rPr>
+          <w:t>https://www.postgresql.org/docs/current/datatype.html</w:t>
+        </w:r>
+      </w:hyperlink>
+      <w:r>
+        <w:t xml:space="preserve"> - Data types documentation from </w:t>
+      </w:r>
+      <w:proofErr w:type="spellStart"/>
+      <w:r>
+        <w:t>postgreqsl</w:t>
+      </w:r>
+      <w:proofErr w:type="spellEnd"/>
+      <w:r>
+        <w:t>.</w:t>
+      </w:r>
+    </w:p>
+    <w:p/>
+    <w:p>
+      <w:pPr>
+        <w:rPr>
+          <w:sz w:val="36"/>
+          <w:szCs w:val="36"/>
+        </w:rPr>
+      </w:pPr>
+      <w:r>
+        <w:rPr>
+          <w:sz w:val="36"/>
+          <w:szCs w:val="36"/>
+        </w:rPr>
+        <w:t>Constraints</w:t>
+      </w:r>
+    </w:p>
+    <w:p>
+      <w:pPr>
+        <w:rPr>
+          <w:sz w:val="28"/>
+          <w:szCs w:val="28"/>
+        </w:rPr>
+      </w:pPr>
+      <w:r>
+        <w:rPr>
+          <w:sz w:val="28"/>
+          <w:szCs w:val="28"/>
+        </w:rPr>
+        <w:t>#Primary key</w:t>
+      </w:r>
+    </w:p>
+    <w:p>
+      <w:r>
+        <w:t>It is used to uniquely identify a row/record in a table</w:t>
+      </w:r>
+    </w:p>
+    <w:p>
+      <w:r>
+        <w:t>They should not be null</w:t>
+      </w:r>
+    </w:p>
+    <w:p>
+      <w:r>
+        <w:t>Each table can only have ONE primary key.</w:t>
+      </w:r>
+    </w:p>
+    <w:p>
+      <w:pPr>
+        <w:rPr>
+          <w:sz w:val="28"/>
+          <w:szCs w:val="28"/>
+        </w:rPr>
+      </w:pPr>
+      <w:r>
+        <w:rPr>
+          <w:sz w:val="28"/>
+          <w:szCs w:val="28"/>
+        </w:rPr>
+        <w:t>#NOT NULL</w:t>
+      </w:r>
+    </w:p>
+    <w:p>
+      <w:r>
+        <w:t>While creating a table, if we add a NOT NULL constraint after declaring the data type of the column it cannot take a null value in any of its rows.</w:t>
+      </w:r>
+    </w:p>
+    <w:p>
+      <w:pPr>
+        <w:rPr>
+          <w:sz w:val="28"/>
+          <w:szCs w:val="28"/>
+        </w:rPr>
+      </w:pPr>
+      <w:r>
+        <w:rPr>
+          <w:sz w:val="28"/>
+          <w:szCs w:val="28"/>
+        </w:rPr>
+        <w:lastRenderedPageBreak/>
+        <w:t>#Default value</w:t>
+      </w:r>
+    </w:p>
+    <w:p>
+      <w:r>
+        <w:t>Same like not null, if add a default value constraint, it will keep all the rows with the same value unless explicitly mentioned</w:t>
+      </w:r>
+      <w:r>
+        <w:t xml:space="preserve"> while inserting</w:t>
+      </w:r>
+    </w:p>
+    <w:p>
+      <w:r>
+        <w:t>Example</w:t>
+      </w:r>
+    </w:p>
+    <w:p>
+      <w:r>
+        <w:t>CREATE TABLE &lt;</w:t>
+      </w:r>
+      <w:proofErr w:type="spellStart"/>
+      <w:r>
+        <w:t>table_name</w:t>
+      </w:r>
+      <w:proofErr w:type="spellEnd"/>
+      <w:r>
+        <w:t>&gt; (</w:t>
+      </w:r>
+    </w:p>
+    <w:p>
+      <w:r>
+        <w:tab/>
+        <w:t>&lt;</w:t>
+      </w:r>
+      <w:proofErr w:type="spellStart"/>
+      <w:r>
+        <w:t>column_name</w:t>
+      </w:r>
+      <w:proofErr w:type="spellEnd"/>
+      <w:r>
+        <w:t>&gt; &lt;</w:t>
+      </w:r>
+      <w:proofErr w:type="spellStart"/>
+      <w:r>
+        <w:t>column_data_type</w:t>
+      </w:r>
+      <w:proofErr w:type="spellEnd"/>
+      <w:r>
+        <w:t>&gt;</w:t>
+      </w:r>
+      <w:r>
+        <w:t xml:space="preserve"> default &lt;</w:t>
+      </w:r>
+      <w:proofErr w:type="spellStart"/>
+      <w:r>
+        <w:t>default_Value</w:t>
+      </w:r>
+      <w:proofErr w:type="spellEnd"/>
+      <w:r>
+        <w:t>&gt;</w:t>
+      </w:r>
+      <w:r>
+        <w:t>,</w:t>
+      </w:r>
+    </w:p>
+    <w:p>
+      <w:r>
+        <w:tab/>
+        <w:t>...</w:t>
+      </w:r>
+    </w:p>
+    <w:p>
+      <w:r>
+        <w:t>);</w:t>
+      </w:r>
+    </w:p>
+    <w:p/>
+    <w:p>
+      <w:pPr>
+        <w:rPr>
+          <w:sz w:val="28"/>
+          <w:szCs w:val="28"/>
+        </w:rPr>
+      </w:pPr>
+      <w:r>
+        <w:rPr>
+          <w:sz w:val="28"/>
+          <w:szCs w:val="28"/>
+        </w:rPr>
+        <w:t>#Auto increment</w:t>
+      </w:r>
+    </w:p>
+    <w:p>
+      <w:r>
+        <w:t xml:space="preserve">Each row from the beginning gets a </w:t>
+      </w:r>
+      <w:r>
+        <w:t>value that is going to increase itself as rows keep getting added.</w:t>
+      </w:r>
+    </w:p>
+    <w:p>
+      <w:r>
+        <w:t>To use this feature use ‘SERIAL’ after declaring column name.</w:t>
+      </w:r>
+    </w:p>
+    <w:p>
+      <w:r>
+        <w:t>E</w:t>
+      </w:r>
+      <w:r>
+        <w:t>xample</w:t>
+      </w:r>
+    </w:p>
+    <w:p>
+      <w:r>
+        <w:t>CREATE TABLE &lt;</w:t>
+      </w:r>
+      <w:proofErr w:type="spellStart"/>
+      <w:r>
+        <w:t>table_name</w:t>
+      </w:r>
+      <w:proofErr w:type="spellEnd"/>
+      <w:r>
+        <w:t>&gt; (</w:t>
+      </w:r>
+    </w:p>
+    <w:p>
+      <w:r>
+        <w:tab/>
+        <w:t>&lt;</w:t>
+      </w:r>
+      <w:proofErr w:type="spellStart"/>
+      <w:r>
+        <w:t>column_name</w:t>
+      </w:r>
+      <w:proofErr w:type="spellEnd"/>
+      <w:r>
+        <w:t>&gt;</w:t>
+      </w:r>
+      <w:r>
+        <w:t xml:space="preserve"> SERIAL,</w:t>
+      </w:r>
+    </w:p>
+    <w:p>
+      <w:r>
+        <w:tab/>
+        <w:t>...</w:t>
+      </w:r>
+    </w:p>
+    <w:p>
+      <w:r>
+        <w:t>);</w:t>
+      </w:r>
+    </w:p>
+    <w:p>
+      <w:r>
+        <w:t xml:space="preserve">Mostly used for IDs.. </w:t>
+      </w:r>
+    </w:p>
+    <w:p>
+      <w:r>
+        <w:t xml:space="preserve">SERIAL stretches from 1 to 2147483647, if needed more than </w:t>
+      </w:r>
+      <w:proofErr w:type="spellStart"/>
+      <w:r>
+        <w:t>tha</w:t>
+      </w:r>
+      <w:proofErr w:type="spellEnd"/>
+      <w:r>
+        <w:br/>
+        <w:t xml:space="preserve">there is something called as </w:t>
+      </w:r>
+      <w:proofErr w:type="spellStart"/>
+      <w:r>
+        <w:t>bigserial</w:t>
+      </w:r>
+      <w:proofErr w:type="spellEnd"/>
+      <w:r>
+        <w:t>.</w:t>
+      </w:r>
+    </w:p>
+    <w:p/>
+    <w:p/>
+    <w:p/>
     <w:sectPr>
       <w:pgSz w:w="11906" w:h="16838"/>
       <w:pgMar w:top="1440" w:right="1440" w:bottom="1440" w:left="1440" w:header="708" w:footer="708" w:gutter="0"/>
@@ -878,6 +1381,7 @@
   <w:style w:type="paragraph" w:default="1" w:styleId="Normal">
     <w:name w:val="Normal"/>
     <w:qFormat/>
+    <w:rsid w:val="009C5CBC"/>
   </w:style>
   <w:style w:type="paragraph" w:styleId="Heading1">
     <w:name w:val="heading 1"/>
@@ -1393,6 +1897,29 @@
       <w:smallCaps/>
       <w:color w:val="2F5496" w:themeColor="accent1" w:themeShade="BF"/>
       <w:spacing w:val="5"/>
+    </w:rPr>
+  </w:style>
+  <w:style w:type="character" w:styleId="Hyperlink">
+    <w:name w:val="Hyperlink"/>
+    <w:basedOn w:val="DefaultParagraphFont"/>
+    <w:uiPriority w:val="99"/>
+    <w:unhideWhenUsed/>
+    <w:rsid w:val="00D8323F"/>
+    <w:rPr>
+      <w:color w:val="0563C1" w:themeColor="hyperlink"/>
+      <w:u w:val="single"/>
+    </w:rPr>
+  </w:style>
+  <w:style w:type="character" w:styleId="UnresolvedMention">
+    <w:name w:val="Unresolved Mention"/>
+    <w:basedOn w:val="DefaultParagraphFont"/>
+    <w:uiPriority w:val="99"/>
+    <w:semiHidden/>
+    <w:unhideWhenUsed/>
+    <w:rsid w:val="00D8323F"/>
+    <w:rPr>
+      <w:color w:val="605E5C"/>
+      <w:shd w:val="clear" w:color="auto" w:fill="E1DFDD"/>
     </w:rPr>
   </w:style>
 </w:styles>
